--- a/CÔNG TY TNHH THƯƠNG MẠI DỊCH VỤ KỸ THUẬT ĐIỆN PHÚ SƠN/PhuSon_ThanhLapDiaDiem/PhuSon_UyQuyen.docx
+++ b/CÔNG TY TNHH THƯƠNG MẠI DỊCH VỤ KỸ THUẬT ĐIỆN PHÚ SƠN/PhuSon_ThanhLapDiaDiem/PhuSon_UyQuyen.docx
@@ -102,7 +102,7 @@
           <w:sz w:val="26"/>
           <w:szCs w:val="26"/>
         </w:rPr>
-        <w:t>25</w:t>
+        <w:t>18</w:t>
       </w:r>
       <w:r>
         <w:rPr>
@@ -135,7 +135,7 @@
           <w:sz w:val="26"/>
           <w:szCs w:val="26"/>
         </w:rPr>
-        <w:t>2</w:t>
+        <w:t>4</w:t>
       </w:r>
       <w:r>
         <w:rPr>
@@ -290,45 +290,11 @@
           <w:szCs w:val="26"/>
           <w:lang w:eastAsia="zh-CN"/>
         </w:rPr>
-        <w:t>CÔNG TY TNHH SẢN XUẤT VẠN SỰ PHÚC</w:t>
-      </w:r>
-    </w:p>
-    <w:p>
-      <w:pPr>
-        <w:rPr>
-          <w:rFonts w:ascii="Times New Roman" w:hAnsi="Times New Roman" w:cs="Times New Roman"/>
-          <w:color w:val="000000"/>
-          <w:sz w:val="26"/>
-          <w:szCs w:val="26"/>
-        </w:rPr>
-      </w:pPr>
-      <w:r>
-        <w:rPr>
-          <w:rFonts w:ascii="Times New Roman" w:hAnsi="Times New Roman" w:cs="Times New Roman"/>
-          <w:color w:val="000000"/>
-          <w:sz w:val="26"/>
-          <w:szCs w:val="26"/>
-        </w:rPr>
-        <w:t>Mã số thuế</w:t>
-      </w:r>
-      <w:r>
-        <w:rPr>
-          <w:rFonts w:ascii="Times New Roman" w:hAnsi="Times New Roman" w:cs="Times New Roman"/>
-          <w:color w:val="000000"/>
-          <w:sz w:val="26"/>
-          <w:szCs w:val="26"/>
-        </w:rPr>
-        <w:t>:</w:t>
-      </w:r>
-      <w:r>
-        <w:rPr>
-          <w:rFonts w:ascii="Times New Roman" w:hAnsi="Times New Roman" w:cs="Times New Roman"/>
-          <w:sz w:val="26"/>
-          <w:szCs w:val="26"/>
-        </w:rPr>
-        <w:t xml:space="preserve"> </w:t>
-      </w:r>
-      <w:r>
+        <w:t>CÔNG TY TNHH THƯƠNG MẠI DỊCH VỤ KỸ THUẬT ĐIỆN PHÚ SƠN</w:t>
+      </w:r>
+    </w:p>
+    <w:p>
+      <w:pPr>
         <w:rPr>
           <w:rFonts w:ascii="Times New Roman" w:hAnsi="Times New Roman" w:cs="Times New Roman"/>
           <w:b/>
@@ -339,7 +305,45 @@
           <w:szCs w:val="26"/>
           <w:shd w:val="clear" w:color="auto" w:fill="FFFFFF"/>
         </w:rPr>
-        <w:t>3703442279</w:t>
+      </w:pPr>
+      <w:r>
+        <w:rPr>
+          <w:rFonts w:ascii="Times New Roman" w:hAnsi="Times New Roman" w:cs="Times New Roman"/>
+          <w:color w:val="000000"/>
+          <w:sz w:val="26"/>
+          <w:szCs w:val="26"/>
+        </w:rPr>
+        <w:t>Mã số thuế</w:t>
+      </w:r>
+      <w:r>
+        <w:rPr>
+          <w:rFonts w:ascii="Times New Roman" w:hAnsi="Times New Roman" w:cs="Times New Roman"/>
+          <w:color w:val="000000"/>
+          <w:sz w:val="26"/>
+          <w:szCs w:val="26"/>
+        </w:rPr>
+        <w:t>:</w:t>
+      </w:r>
+      <w:r>
+        <w:rPr>
+          <w:rFonts w:ascii="Times New Roman" w:hAnsi="Times New Roman" w:cs="Times New Roman"/>
+          <w:sz w:val="26"/>
+          <w:szCs w:val="26"/>
+        </w:rPr>
+        <w:t xml:space="preserve"> </w:t>
+      </w:r>
+      <w:r>
+        <w:rPr>
+          <w:rFonts w:ascii="Times New Roman" w:hAnsi="Times New Roman" w:cs="Times New Roman"/>
+          <w:b/>
+          <w:bCs/>
+          <w:color w:val="333E48"/>
+          <w:spacing w:val="-2"/>
+          <w:sz w:val="26"/>
+          <w:szCs w:val="26"/>
+          <w:shd w:val="clear" w:color="auto" w:fill="FFFFFF"/>
+        </w:rPr>
+        <w:t>0309868698</w:t>
       </w:r>
     </w:p>
     <w:p>
@@ -427,7 +431,18 @@
           <w:szCs w:val="26"/>
           <w:lang w:eastAsia="zh-CN"/>
         </w:rPr>
-        <w:t>LƯU THỊ MAI KHANH</w:t>
+        <w:t>NGUYỄN TRỊNH TÚ SƠN</w:t>
+      </w:r>
+      <w:r>
+        <w:rPr>
+          <w:rFonts w:ascii="Times New Roman" w:eastAsia="Times New Roman" w:hAnsi="Times New Roman" w:cs="Times New Roman"/>
+          <w:b/>
+          <w:color w:val="000000" w:themeColor="text1"/>
+          <w:sz w:val="26"/>
+          <w:szCs w:val="26"/>
+          <w:lang w:eastAsia="zh-CN"/>
+        </w:rPr>
+        <w:t>,</w:t>
       </w:r>
       <w:r>
         <w:rPr>
@@ -437,7 +452,7 @@
           <w:szCs w:val="26"/>
           <w:lang w:eastAsia="zh-CN"/>
         </w:rPr>
-        <w:t>,</w:t>
+        <w:t xml:space="preserve"> </w:t>
       </w:r>
       <w:r>
         <w:rPr>
@@ -447,46 +462,36 @@
           <w:szCs w:val="26"/>
           <w:lang w:eastAsia="zh-CN"/>
         </w:rPr>
+        <w:t>Chức Vụ</w:t>
+      </w:r>
+      <w:r>
+        <w:rPr>
+          <w:rFonts w:ascii="Times New Roman" w:hAnsi="Times New Roman" w:cs="Times New Roman"/>
+          <w:color w:val="000000"/>
+          <w:sz w:val="26"/>
+          <w:szCs w:val="26"/>
+          <w:lang w:eastAsia="zh-CN"/>
+        </w:rPr>
+        <w:t xml:space="preserve">: </w:t>
+      </w:r>
+      <w:r>
+        <w:rPr>
+          <w:rFonts w:ascii="Times New Roman" w:hAnsi="Times New Roman" w:cs="Times New Roman"/>
+          <w:sz w:val="26"/>
+          <w:szCs w:val="26"/>
+        </w:rPr>
+        <w:t>Đại diện pháp luật</w:t>
+      </w:r>
+      <w:r>
+        <w:rPr>
+          <w:rFonts w:ascii="Times New Roman" w:hAnsi="Times New Roman" w:cs="Times New Roman"/>
+          <w:sz w:val="26"/>
+          <w:szCs w:val="26"/>
+        </w:rPr>
         <w:t xml:space="preserve"> </w:t>
       </w:r>
       <w:r>
         <w:rPr>
-          <w:rFonts w:ascii="Times New Roman" w:hAnsi="Times New Roman" w:cs="Times New Roman"/>
-          <w:color w:val="000000"/>
-          <w:sz w:val="26"/>
-          <w:szCs w:val="26"/>
-          <w:lang w:eastAsia="zh-CN"/>
-        </w:rPr>
-        <w:t>Chức Vụ</w:t>
-      </w:r>
-      <w:r>
-        <w:rPr>
-          <w:rFonts w:ascii="Times New Roman" w:hAnsi="Times New Roman" w:cs="Times New Roman"/>
-          <w:color w:val="000000"/>
-          <w:sz w:val="26"/>
-          <w:szCs w:val="26"/>
-          <w:lang w:eastAsia="zh-CN"/>
-        </w:rPr>
-        <w:t xml:space="preserve">: </w:t>
-      </w:r>
-      <w:r>
-        <w:rPr>
-          <w:rFonts w:ascii="Times New Roman" w:hAnsi="Times New Roman" w:cs="Times New Roman"/>
-          <w:sz w:val="26"/>
-          <w:szCs w:val="26"/>
-        </w:rPr>
-        <w:t>Đại diện pháp luật</w:t>
-      </w:r>
-      <w:r>
-        <w:rPr>
-          <w:rFonts w:ascii="Times New Roman" w:hAnsi="Times New Roman" w:cs="Times New Roman"/>
-          <w:sz w:val="26"/>
-          <w:szCs w:val="26"/>
-        </w:rPr>
-        <w:t xml:space="preserve"> </w:t>
-      </w:r>
-      <w:r>
-        <w:rPr>
           <w:rFonts w:ascii="Times New Roman" w:eastAsia="Times New Roman" w:hAnsi="Times New Roman" w:cs="Times New Roman"/>
           <w:b/>
           <w:color w:val="000000" w:themeColor="text1"/>
@@ -494,7 +499,7 @@
           <w:szCs w:val="26"/>
           <w:lang w:eastAsia="zh-CN"/>
         </w:rPr>
-        <w:t>CÔNG TY TNHH SẢN XUẤT VẠN SỰ PHÚC</w:t>
+        <w:t>CÔNG TY TNHH THƯƠNG MẠI DỊCH VỤ KỸ THUẬT ĐIỆN PHÚ SƠN</w:t>
       </w:r>
     </w:p>
     <w:p>
@@ -541,7 +546,7 @@
           <w:szCs w:val="26"/>
           <w:lang w:eastAsia="zh-CN"/>
         </w:rPr>
-        <w:t>Số 35, Đx 119, Tổ 54, Khu 7, Phường Phú An, Thành Phố Hồ Chí Minh</w:t>
+        <w:t>Số 4/17 Đường Số 10, Phường Tam Bình, Thành phố Hồ Chí Minh, Việt Nam</w:t>
       </w:r>
     </w:p>
     <w:p>
@@ -585,7 +590,18 @@
           <w:szCs w:val="26"/>
           <w:lang w:eastAsia="zh-CN"/>
         </w:rPr>
-        <w:t xml:space="preserve">0898684846 </w:t>
+        <w:t>0907.305.970</w:t>
+      </w:r>
+      <w:r>
+        <w:rPr>
+          <w:rFonts w:ascii="Times New Roman" w:eastAsia="Times New Roman" w:hAnsi="Times New Roman" w:cs="Times New Roman"/>
+          <w:iCs/>
+          <w:color w:val="000000" w:themeColor="text1"/>
+          <w:sz w:val="26"/>
+          <w:szCs w:val="26"/>
+          <w:lang w:eastAsia="zh-CN"/>
+        </w:rPr>
+        <w:t xml:space="preserve"> </w:t>
       </w:r>
       <w:r>
         <w:rPr>
@@ -621,7 +637,7 @@
           <w:szCs w:val="26"/>
           <w:lang w:eastAsia="zh-CN"/>
         </w:rPr>
-        <w:t>vansuphuc</w:t>
+        <w:t>dienphuson</w:t>
       </w:r>
       <w:bookmarkStart w:id="0" w:name="_GoBack"/>
       <w:bookmarkEnd w:id="0"/>
@@ -1073,7 +1089,17 @@
           <w:sz w:val="26"/>
           <w:szCs w:val="26"/>
         </w:rPr>
-        <w:t xml:space="preserve"> Nhận Giấy chứng nhận đăng ký doanh nghiệp, thông báo, quyết định. Trong phạm vi uỷ quyền tại đây, Người được Ủy quyền được toàn quyền, chuẩn bị và ký các tài liệu cần thiết, nộp và rút các tài liệu, hồ sơ cần thiết đệ trình lên cơ quan chức năng có thẩm quyền liên quan tại Việt Nam cũng như nhận kết quả, giấy tờ liên quan đến công việc được ủy quyền; thanh toán phí, lệ phí liên quan đến các công việc được ủy quyền; thực hiện thủ tục hoặc có các hành động khác có liên quan đến công việc được ủy quyền theo quy định pháp luật hiện hành của Việt Nam.</w:t>
+        <w:t xml:space="preserve"> Nhận Giấy chứng nhận đăng ký doanh nghiệp, thông báo, quyết định. Trong phạm vi uỷ quyền tại đây, Người được Ủy quyền được toàn quyền, chuẩn bị và ký các tài liệu cần thiết, nộp và rút các tài liệu, hồ sơ cần thiết đệ trình lên cơ quan chức năng có thẩm quyền liên quan tại Việt Nam cũng như nhận kết quả, giấy tờ liên quan đến công việc được ủy quyền; thanh toán phí, lệ phí liên quan đến các công việc được ủy quyền; </w:t>
+      </w:r>
+      <w:r>
+        <w:rPr>
+          <w:rFonts w:ascii="Times New Roman" w:hAnsi="Times New Roman" w:cs="Times New Roman"/>
+          <w:color w:val="000000" w:themeColor="text1"/>
+          <w:sz w:val="26"/>
+          <w:szCs w:val="26"/>
+        </w:rPr>
+        <w:lastRenderedPageBreak/>
+        <w:t>thực hiện thủ tục hoặc có các hành động khác có liên quan đến công việc được ủy quyền theo quy định pháp luật hiện hành của Việt Nam.</w:t>
       </w:r>
     </w:p>
     <w:p>
@@ -1169,7 +1195,7 @@
           <w:sz w:val="26"/>
           <w:szCs w:val="26"/>
         </w:rPr>
-        <w:t>25</w:t>
+        <w:t>18</w:t>
       </w:r>
       <w:r>
         <w:rPr>
@@ -1196,7 +1222,7 @@
           <w:sz w:val="26"/>
           <w:szCs w:val="26"/>
         </w:rPr>
-        <w:t>2</w:t>
+        <w:t>4</w:t>
       </w:r>
       <w:r>
         <w:rPr>
@@ -1285,14 +1311,6 @@
       <w:pPr>
         <w:jc w:val="center"/>
         <w:rPr>
-          <w:rFonts w:ascii="Times New Roman" w:hAnsi="Times New Roman" w:cs="Times New Roman"/>
-          <w:color w:val="000000" w:themeColor="text1"/>
-          <w:sz w:val="26"/>
-          <w:szCs w:val="26"/>
-        </w:rPr>
-      </w:pPr>
-      <w:r>
-        <w:rPr>
           <w:rFonts w:ascii="Times New Roman" w:eastAsia="Times New Roman" w:hAnsi="Times New Roman" w:cs="Times New Roman"/>
           <w:b/>
           <w:color w:val="000000" w:themeColor="text1"/>
@@ -1300,7 +1318,17 @@
           <w:szCs w:val="26"/>
           <w:lang w:eastAsia="zh-CN"/>
         </w:rPr>
-        <w:t>LƯU THỊ MAI KHANH</w:t>
+      </w:pPr>
+      <w:r>
+        <w:rPr>
+          <w:rFonts w:ascii="Times New Roman" w:eastAsia="Times New Roman" w:hAnsi="Times New Roman" w:cs="Times New Roman"/>
+          <w:b/>
+          <w:color w:val="000000" w:themeColor="text1"/>
+          <w:sz w:val="26"/>
+          <w:szCs w:val="26"/>
+          <w:lang w:eastAsia="zh-CN"/>
+        </w:rPr>
+        <w:t>NGUYỄN TRỊNH TÚ SƠN</w:t>
       </w:r>
     </w:p>
     <w:sectPr>
